--- a/Inputs/Templates/MF UVP.docx
+++ b/Inputs/Templates/MF UVP.docx
@@ -50,59 +50,13 @@
         </w:rPr>
         <w:t xml:space="preserve"> </w:t>
       </w:r>
-      <w:proofErr w:type="gramStart"/>
       <w:r>
         <w:rPr>
           <w:rFonts w:cstheme="minorHAnsi"/>
           <w:b/>
           <w:color w:val="000000" w:themeColor="text1"/>
         </w:rPr>
-        <w:t xml:space="preserve">{{ </w:t>
-      </w:r>
-      <w:proofErr w:type="spellStart"/>
-      <w:r>
-        <w:rPr>
-          <w:rFonts w:cstheme="minorHAnsi"/>
-          <w:b/>
-          <w:color w:val="000000" w:themeColor="text1"/>
-        </w:rPr>
-        <w:t>razon</w:t>
-      </w:r>
-      <w:proofErr w:type="gramEnd"/>
-      <w:r>
-        <w:rPr>
-          <w:rFonts w:cstheme="minorHAnsi"/>
-          <w:b/>
-          <w:color w:val="000000" w:themeColor="text1"/>
-        </w:rPr>
-        <w:t>_</w:t>
-      </w:r>
-      <w:proofErr w:type="gramStart"/>
-      <w:r>
-        <w:rPr>
-          <w:rFonts w:cstheme="minorHAnsi"/>
-          <w:b/>
-          <w:color w:val="000000" w:themeColor="text1"/>
-        </w:rPr>
-        <w:t>social</w:t>
-      </w:r>
-      <w:proofErr w:type="spellEnd"/>
-      <w:r>
-        <w:rPr>
-          <w:rFonts w:cstheme="minorHAnsi"/>
-          <w:b/>
-          <w:color w:val="000000" w:themeColor="text1"/>
-        </w:rPr>
-        <w:t xml:space="preserve"> }</w:t>
-      </w:r>
-      <w:proofErr w:type="gramEnd"/>
-      <w:r>
-        <w:rPr>
-          <w:rFonts w:cstheme="minorHAnsi"/>
-          <w:b/>
-          <w:color w:val="000000" w:themeColor="text1"/>
-        </w:rPr>
-        <w:t>}</w:t>
+        <w:t>{{ razon_social }}</w:t>
       </w:r>
       <w:r>
         <w:rPr>
@@ -112,59 +66,13 @@
         </w:rPr>
         <w:t>, “</w:t>
       </w:r>
-      <w:proofErr w:type="gramStart"/>
       <w:r>
         <w:rPr>
           <w:rFonts w:cstheme="minorHAnsi"/>
           <w:b/>
           <w:color w:val="000000" w:themeColor="text1"/>
         </w:rPr>
-        <w:t xml:space="preserve">{{ </w:t>
-      </w:r>
-      <w:proofErr w:type="spellStart"/>
-      <w:r>
-        <w:rPr>
-          <w:rFonts w:cstheme="minorHAnsi"/>
-          <w:b/>
-          <w:color w:val="000000" w:themeColor="text1"/>
-        </w:rPr>
-        <w:t>nombre</w:t>
-      </w:r>
-      <w:proofErr w:type="gramEnd"/>
-      <w:r>
-        <w:rPr>
-          <w:rFonts w:cstheme="minorHAnsi"/>
-          <w:b/>
-          <w:color w:val="000000" w:themeColor="text1"/>
-        </w:rPr>
-        <w:t>_</w:t>
-      </w:r>
-      <w:proofErr w:type="gramStart"/>
-      <w:r>
-        <w:rPr>
-          <w:rFonts w:cstheme="minorHAnsi"/>
-          <w:b/>
-          <w:color w:val="000000" w:themeColor="text1"/>
-        </w:rPr>
-        <w:t>comercial</w:t>
-      </w:r>
-      <w:proofErr w:type="spellEnd"/>
-      <w:r>
-        <w:rPr>
-          <w:rFonts w:cstheme="minorHAnsi"/>
-          <w:b/>
-          <w:color w:val="000000" w:themeColor="text1"/>
-        </w:rPr>
-        <w:t xml:space="preserve"> }</w:t>
-      </w:r>
-      <w:proofErr w:type="gramEnd"/>
-      <w:r>
-        <w:rPr>
-          <w:rFonts w:cstheme="minorHAnsi"/>
-          <w:b/>
-          <w:color w:val="000000" w:themeColor="text1"/>
-        </w:rPr>
-        <w:t>}</w:t>
+        <w:t>{{ nombre_comercial }}</w:t>
       </w:r>
       <w:r>
         <w:rPr>
@@ -194,78 +102,14 @@
           <w:rFonts w:cstheme="minorHAnsi"/>
           <w:color w:val="000000" w:themeColor="text1"/>
         </w:rPr>
-        <w:t xml:space="preserve">al sur de </w:t>
-      </w:r>
-      <w:proofErr w:type="gramStart"/>
-      <w:r>
-        <w:rPr>
-          <w:rFonts w:cstheme="minorHAnsi"/>
-          <w:color w:val="000000" w:themeColor="text1"/>
-        </w:rPr>
-        <w:t>{{ norte</w:t>
-      </w:r>
-      <w:proofErr w:type="gramEnd"/>
-      <w:r>
-        <w:rPr>
-          <w:rFonts w:cstheme="minorHAnsi"/>
-          <w:color w:val="000000" w:themeColor="text1"/>
-        </w:rPr>
-        <w:t xml:space="preserve"> }}, al </w:t>
+        <w:t xml:space="preserve">al sur de {{ norte }}, al </w:t>
       </w:r>
       <w:r>
         <w:rPr>
           <w:rFonts w:cstheme="minorHAnsi"/>
           <w:color w:val="000000" w:themeColor="text1"/>
         </w:rPr>
-        <w:t xml:space="preserve">norte de </w:t>
-      </w:r>
-      <w:proofErr w:type="gramStart"/>
-      <w:r>
-        <w:rPr>
-          <w:rFonts w:cstheme="minorHAnsi"/>
-          <w:color w:val="000000" w:themeColor="text1"/>
-        </w:rPr>
-        <w:t>{{ sur</w:t>
-      </w:r>
-      <w:proofErr w:type="gramEnd"/>
-      <w:r>
-        <w:rPr>
-          <w:rFonts w:cstheme="minorHAnsi"/>
-          <w:color w:val="000000" w:themeColor="text1"/>
-        </w:rPr>
-        <w:t xml:space="preserve"> }}, al este de </w:t>
-      </w:r>
-      <w:proofErr w:type="gramStart"/>
-      <w:r>
-        <w:rPr>
-          <w:rFonts w:cstheme="minorHAnsi"/>
-          <w:color w:val="000000" w:themeColor="text1"/>
-        </w:rPr>
-        <w:t>{{ oeste</w:t>
-      </w:r>
-      <w:proofErr w:type="gramEnd"/>
-      <w:r>
-        <w:rPr>
-          <w:rFonts w:cstheme="minorHAnsi"/>
-          <w:color w:val="000000" w:themeColor="text1"/>
-        </w:rPr>
-        <w:t xml:space="preserve"> }} y al oeste de </w:t>
-      </w:r>
-      <w:proofErr w:type="gramStart"/>
-      <w:r>
-        <w:rPr>
-          <w:rFonts w:cstheme="minorHAnsi"/>
-          <w:color w:val="000000" w:themeColor="text1"/>
-        </w:rPr>
-        <w:t>{{ este</w:t>
-      </w:r>
-      <w:proofErr w:type="gramEnd"/>
-      <w:r>
-        <w:rPr>
-          <w:rFonts w:cstheme="minorHAnsi"/>
-          <w:color w:val="000000" w:themeColor="text1"/>
-        </w:rPr>
-        <w:t xml:space="preserve"> }}</w:t>
+        <w:t>norte de {{ sur }}, al este de {{ oeste }} y al oeste de {{ este }}</w:t>
       </w:r>
       <w:r>
         <w:rPr>
@@ -304,7 +148,6 @@
         </w:rPr>
         <w:t xml:space="preserve">El horario de atención es de </w:t>
       </w:r>
-      <w:proofErr w:type="gramStart"/>
       <w:r>
         <w:rPr>
           <w:rFonts w:cstheme="minorHAnsi"/>
@@ -312,45 +155,19 @@
         </w:rPr>
         <w:t xml:space="preserve">{{ </w:t>
       </w:r>
-      <w:proofErr w:type="spellStart"/>
       <w:r>
         <w:rPr>
           <w:rFonts w:cstheme="minorHAnsi"/>
           <w:color w:val="000000" w:themeColor="text1"/>
         </w:rPr>
-        <w:t>dias</w:t>
+        <w:t>dias_trabajo</w:t>
       </w:r>
-      <w:proofErr w:type="gramEnd"/>
       <w:r>
         <w:rPr>
           <w:rFonts w:cstheme="minorHAnsi"/>
           <w:color w:val="000000" w:themeColor="text1"/>
         </w:rPr>
-        <w:t>_</w:t>
-      </w:r>
-      <w:proofErr w:type="gramStart"/>
-      <w:r>
-        <w:rPr>
-          <w:rFonts w:cstheme="minorHAnsi"/>
-          <w:color w:val="000000" w:themeColor="text1"/>
-        </w:rPr>
-        <w:t>trabajo</w:t>
-      </w:r>
-      <w:proofErr w:type="spellEnd"/>
-      <w:r>
-        <w:rPr>
-          <w:rFonts w:cstheme="minorHAnsi"/>
-          <w:color w:val="000000" w:themeColor="text1"/>
-        </w:rPr>
-        <w:t xml:space="preserve"> }</w:t>
-      </w:r>
-      <w:proofErr w:type="gramEnd"/>
-      <w:r>
-        <w:rPr>
-          <w:rFonts w:cstheme="minorHAnsi"/>
-          <w:color w:val="000000" w:themeColor="text1"/>
-        </w:rPr>
-        <w:t>}</w:t>
+        <w:t xml:space="preserve"> }}</w:t>
       </w:r>
       <w:r>
         <w:rPr>
@@ -359,21 +176,12 @@
         </w:rPr>
         <w:t xml:space="preserve"> de </w:t>
       </w:r>
-      <w:proofErr w:type="gramStart"/>
       <w:r>
         <w:rPr>
           <w:rFonts w:cstheme="minorHAnsi"/>
           <w:color w:val="000000" w:themeColor="text1"/>
         </w:rPr>
-        <w:t>{{ horario</w:t>
-      </w:r>
-      <w:proofErr w:type="gramEnd"/>
-      <w:r>
-        <w:rPr>
-          <w:rFonts w:cstheme="minorHAnsi"/>
-          <w:color w:val="000000" w:themeColor="text1"/>
-        </w:rPr>
-        <w:t xml:space="preserve"> }}</w:t>
+        <w:t>{{ horario }}</w:t>
       </w:r>
       <w:r>
         <w:rPr>
@@ -399,21 +207,12 @@
         </w:rPr>
         <w:t xml:space="preserve">Cuenta con </w:t>
       </w:r>
-      <w:proofErr w:type="gramStart"/>
       <w:r>
         <w:rPr>
           <w:rFonts w:cstheme="minorHAnsi"/>
           <w:color w:val="000000" w:themeColor="text1"/>
         </w:rPr>
-        <w:t>{{ trabajadores</w:t>
-      </w:r>
-      <w:proofErr w:type="gramEnd"/>
-      <w:r>
-        <w:rPr>
-          <w:rFonts w:cstheme="minorHAnsi"/>
-          <w:color w:val="000000" w:themeColor="text1"/>
-        </w:rPr>
-        <w:t xml:space="preserve"> }}</w:t>
+        <w:t>{{ trabajadores }}</w:t>
       </w:r>
       <w:r>
         <w:rPr>
@@ -422,21 +221,12 @@
         </w:rPr>
         <w:t xml:space="preserve"> empleados fijos y afluencia durante el día de </w:t>
       </w:r>
-      <w:proofErr w:type="gramStart"/>
       <w:r>
         <w:rPr>
           <w:rFonts w:cstheme="minorHAnsi"/>
           <w:color w:val="000000" w:themeColor="text1"/>
         </w:rPr>
-        <w:t>{{ visitantes</w:t>
-      </w:r>
-      <w:proofErr w:type="gramEnd"/>
-      <w:r>
-        <w:rPr>
-          <w:rFonts w:cstheme="minorHAnsi"/>
-          <w:color w:val="000000" w:themeColor="text1"/>
-        </w:rPr>
-        <w:t xml:space="preserve"> }}</w:t>
+        <w:t>{{ visitantes }}</w:t>
       </w:r>
       <w:r>
         <w:rPr>
@@ -481,19 +271,6 @@
         <w:t>Con el objetivo de controlar el cumplimiento en materia de Protección civil y las normas de higiene y seguridad en el trabajo, puede establecerse que:</w:t>
       </w:r>
     </w:p>
-    <w:p>
-      <w:pPr>
-        <w:pStyle w:val="Default"/>
-        <w:spacing w:line="360" w:lineRule="auto"/>
-        <w:jc w:val="both"/>
-        <w:rPr>
-          <w:rFonts w:asciiTheme="minorHAnsi" w:hAnsiTheme="minorHAnsi" w:cstheme="minorHAnsi"/>
-          <w:color w:val="000000" w:themeColor="text1"/>
-          <w:sz w:val="22"/>
-          <w:szCs w:val="22"/>
-        </w:rPr>
-      </w:pPr>
-    </w:p>
     <w:tbl>
       <w:tblPr>
         <w:tblStyle w:val="Tablaconcuadrcula"/>
@@ -573,7 +350,6 @@
                 <w:szCs w:val="22"/>
               </w:rPr>
             </w:pPr>
-            <w:proofErr w:type="gramStart"/>
             <w:r>
               <w:rPr>
                 <w:rFonts w:asciiTheme="minorHAnsi" w:hAnsiTheme="minorHAnsi" w:cstheme="minorHAnsi"/>
@@ -581,17 +357,7 @@
                 <w:sz w:val="22"/>
                 <w:szCs w:val="22"/>
               </w:rPr>
-              <w:t>{{ ext</w:t>
-            </w:r>
-            <w:proofErr w:type="gramEnd"/>
-            <w:r>
-              <w:rPr>
-                <w:rFonts w:asciiTheme="minorHAnsi" w:hAnsiTheme="minorHAnsi" w:cstheme="minorHAnsi"/>
-                <w:color w:val="000000" w:themeColor="text1"/>
-                <w:sz w:val="22"/>
-                <w:szCs w:val="22"/>
-              </w:rPr>
-              <w:t>1 }}</w:t>
+              <w:t>{{ ext1 }}</w:t>
             </w:r>
           </w:p>
         </w:tc>
@@ -612,7 +378,6 @@
                 <w:szCs w:val="22"/>
               </w:rPr>
             </w:pPr>
-            <w:proofErr w:type="gramStart"/>
             <w:r>
               <w:rPr>
                 <w:rFonts w:asciiTheme="minorHAnsi" w:hAnsiTheme="minorHAnsi" w:cstheme="minorHAnsi"/>
@@ -622,7 +387,6 @@
               </w:rPr>
               <w:t>{{ ext</w:t>
             </w:r>
-            <w:proofErr w:type="gramEnd"/>
             <w:r>
               <w:rPr>
                 <w:rFonts w:asciiTheme="minorHAnsi" w:hAnsiTheme="minorHAnsi" w:cstheme="minorHAnsi"/>
@@ -665,7 +429,6 @@
                 <w:szCs w:val="22"/>
               </w:rPr>
             </w:pPr>
-            <w:proofErr w:type="gramStart"/>
             <w:r>
               <w:rPr>
                 <w:rFonts w:asciiTheme="minorHAnsi" w:hAnsiTheme="minorHAnsi" w:cstheme="minorHAnsi"/>
@@ -675,7 +438,6 @@
               </w:rPr>
               <w:t>{{ ext</w:t>
             </w:r>
-            <w:proofErr w:type="gramEnd"/>
             <w:r>
               <w:rPr>
                 <w:rFonts w:asciiTheme="minorHAnsi" w:hAnsiTheme="minorHAnsi" w:cstheme="minorHAnsi"/>
@@ -713,7 +475,6 @@
                 <w:szCs w:val="22"/>
               </w:rPr>
             </w:pPr>
-            <w:proofErr w:type="gramStart"/>
             <w:r>
               <w:rPr>
                 <w:rFonts w:asciiTheme="minorHAnsi" w:hAnsiTheme="minorHAnsi" w:cstheme="minorHAnsi"/>
@@ -723,7 +484,6 @@
               </w:rPr>
               <w:t>{{ ext</w:t>
             </w:r>
-            <w:proofErr w:type="gramEnd"/>
             <w:r>
               <w:rPr>
                 <w:rFonts w:asciiTheme="minorHAnsi" w:hAnsiTheme="minorHAnsi" w:cstheme="minorHAnsi"/>
@@ -861,7 +621,6 @@
                 <w:szCs w:val="22"/>
               </w:rPr>
             </w:pPr>
-            <w:proofErr w:type="gramStart"/>
             <w:r>
               <w:rPr>
                 <w:rFonts w:asciiTheme="minorHAnsi" w:hAnsiTheme="minorHAnsi" w:cstheme="minorHAnsi"/>
@@ -869,17 +628,7 @@
                 <w:sz w:val="22"/>
                 <w:szCs w:val="22"/>
               </w:rPr>
-              <w:t>{{ ruta</w:t>
-            </w:r>
-            <w:proofErr w:type="gramEnd"/>
-            <w:r>
-              <w:rPr>
-                <w:rFonts w:asciiTheme="minorHAnsi" w:hAnsiTheme="minorHAnsi" w:cstheme="minorHAnsi"/>
-                <w:color w:val="000000" w:themeColor="text1"/>
-                <w:sz w:val="22"/>
-                <w:szCs w:val="22"/>
-              </w:rPr>
-              <w:t>1 }}</w:t>
+              <w:t>{{ ruta1 }}</w:t>
             </w:r>
           </w:p>
         </w:tc>
@@ -900,7 +649,6 @@
                 <w:szCs w:val="22"/>
               </w:rPr>
             </w:pPr>
-            <w:proofErr w:type="gramStart"/>
             <w:r>
               <w:rPr>
                 <w:rFonts w:asciiTheme="minorHAnsi" w:hAnsiTheme="minorHAnsi" w:cstheme="minorHAnsi"/>
@@ -917,17 +665,7 @@
                 <w:sz w:val="22"/>
                 <w:szCs w:val="22"/>
               </w:rPr>
-              <w:t>ruta</w:t>
-            </w:r>
-            <w:proofErr w:type="gramEnd"/>
-            <w:r>
-              <w:rPr>
-                <w:rFonts w:asciiTheme="minorHAnsi" w:hAnsiTheme="minorHAnsi" w:cstheme="minorHAnsi"/>
-                <w:color w:val="000000" w:themeColor="text1"/>
-                <w:sz w:val="22"/>
-                <w:szCs w:val="22"/>
-              </w:rPr>
-              <w:t>4</w:t>
+              <w:t>ruta4</w:t>
             </w:r>
             <w:r>
               <w:rPr>
@@ -1025,7 +763,6 @@
                 <w:color w:val="000000" w:themeColor="text1"/>
               </w:rPr>
             </w:pPr>
-            <w:proofErr w:type="gramStart"/>
             <w:r>
               <w:rPr>
                 <w:rFonts w:cstheme="minorHAnsi"/>
@@ -1038,15 +775,7 @@
                 <w:rFonts w:cstheme="minorHAnsi"/>
                 <w:color w:val="000000" w:themeColor="text1"/>
               </w:rPr>
-              <w:t>salida</w:t>
-            </w:r>
-            <w:proofErr w:type="gramEnd"/>
-            <w:r>
-              <w:rPr>
-                <w:rFonts w:cstheme="minorHAnsi"/>
-                <w:color w:val="000000" w:themeColor="text1"/>
-              </w:rPr>
-              <w:t xml:space="preserve"> </w:t>
+              <w:t xml:space="preserve">salida </w:t>
             </w:r>
             <w:r>
               <w:rPr>
@@ -1165,30 +894,12 @@
                 <w:color w:val="000000" w:themeColor="text1"/>
               </w:rPr>
             </w:pPr>
-            <w:proofErr w:type="gramStart"/>
             <w:r>
               <w:rPr>
                 <w:rFonts w:cstheme="minorHAnsi"/>
                 <w:color w:val="000000" w:themeColor="text1"/>
               </w:rPr>
-              <w:t xml:space="preserve">{{ </w:t>
-            </w:r>
-            <w:proofErr w:type="spellStart"/>
-            <w:r>
-              <w:rPr>
-                <w:rFonts w:cstheme="minorHAnsi"/>
-                <w:color w:val="000000" w:themeColor="text1"/>
-              </w:rPr>
-              <w:t>botiquin</w:t>
-            </w:r>
-            <w:proofErr w:type="spellEnd"/>
-            <w:proofErr w:type="gramEnd"/>
-            <w:r>
-              <w:rPr>
-                <w:rFonts w:cstheme="minorHAnsi"/>
-                <w:color w:val="000000" w:themeColor="text1"/>
-              </w:rPr>
-              <w:t xml:space="preserve"> }}</w:t>
+              <w:t>{{ botiquin }}</w:t>
             </w:r>
           </w:p>
         </w:tc>
@@ -1208,7 +919,6 @@
                 <w:color w:val="000000" w:themeColor="text1"/>
               </w:rPr>
             </w:pPr>
-            <w:proofErr w:type="gramStart"/>
             <w:r>
               <w:rPr>
                 <w:rFonts w:cstheme="minorHAnsi"/>
@@ -1216,7 +926,6 @@
               </w:rPr>
               <w:t>{{ botiquin</w:t>
             </w:r>
-            <w:proofErr w:type="gramEnd"/>
             <w:r>
               <w:rPr>
                 <w:rFonts w:cstheme="minorHAnsi"/>
@@ -1344,21 +1053,12 @@
                 <w:color w:val="000000" w:themeColor="text1"/>
               </w:rPr>
             </w:pPr>
-            <w:proofErr w:type="gramStart"/>
             <w:r>
               <w:rPr>
                 <w:rFonts w:cstheme="minorHAnsi"/>
                 <w:color w:val="000000" w:themeColor="text1"/>
               </w:rPr>
-              <w:t>{{ ruta</w:t>
-            </w:r>
-            <w:proofErr w:type="gramEnd"/>
-            <w:r>
-              <w:rPr>
-                <w:rFonts w:cstheme="minorHAnsi"/>
-                <w:color w:val="000000" w:themeColor="text1"/>
-              </w:rPr>
-              <w:t>2 }}</w:t>
+              <w:t>{{ ruta2 }}</w:t>
             </w:r>
           </w:p>
         </w:tc>
@@ -1378,7 +1078,6 @@
                 <w:color w:val="000000" w:themeColor="text1"/>
               </w:rPr>
             </w:pPr>
-            <w:proofErr w:type="gramStart"/>
             <w:r>
               <w:rPr>
                 <w:rFonts w:cstheme="minorHAnsi"/>
@@ -1386,7 +1085,6 @@
               </w:rPr>
               <w:t>{{ ruta</w:t>
             </w:r>
-            <w:proofErr w:type="gramEnd"/>
             <w:r>
               <w:rPr>
                 <w:rFonts w:cstheme="minorHAnsi"/>
@@ -1576,21 +1274,12 @@
                 <w:color w:val="000000" w:themeColor="text1"/>
               </w:rPr>
             </w:pPr>
-            <w:proofErr w:type="gramStart"/>
             <w:r>
               <w:rPr>
                 <w:rFonts w:cstheme="minorHAnsi"/>
                 <w:color w:val="000000" w:themeColor="text1"/>
               </w:rPr>
-              <w:t>{{ alarma</w:t>
-            </w:r>
-            <w:proofErr w:type="gramEnd"/>
-            <w:r>
-              <w:rPr>
-                <w:rFonts w:cstheme="minorHAnsi"/>
-                <w:color w:val="000000" w:themeColor="text1"/>
-              </w:rPr>
-              <w:t xml:space="preserve"> }}</w:t>
+              <w:t>{{ alarma }}</w:t>
             </w:r>
           </w:p>
         </w:tc>
@@ -1643,63 +1332,26 @@
         <w:tc>
           <w:tcPr>
             <w:tcW w:w="4414" w:type="dxa"/>
-            <w:vAlign w:val="center"/>
           </w:tcPr>
           <w:p>
             <w:pPr>
               <w:pStyle w:val="Prrafodelista"/>
               <w:spacing w:after="0" w:line="360" w:lineRule="auto"/>
               <w:ind w:left="0"/>
+              <w:jc w:val="both"/>
               <w:rPr>
                 <w:rFonts w:cstheme="minorHAnsi"/>
                 <w:color w:val="000000" w:themeColor="text1"/>
+                <w:sz w:val="20"/>
+                <w:szCs w:val="20"/>
               </w:rPr>
             </w:pPr>
             <w:r>
               <w:rPr>
                 <w:rFonts w:cstheme="minorHAnsi"/>
-                <w:noProof/>
-                <w:color w:val="000000" w:themeColor="text1"/>
-                <w:lang w:eastAsia="es-MX"/>
-              </w:rPr>
-              <w:t>C</w:t>
-            </w:r>
-            <w:r>
-              <w:rPr>
-                <w:rFonts w:cstheme="minorHAnsi"/>
-                <w:noProof/>
-                <w:color w:val="000000" w:themeColor="text1"/>
-                <w:lang w:eastAsia="es-MX"/>
-              </w:rPr>
-              <w:t>uenta</w:t>
-            </w:r>
-            <w:r>
-              <w:rPr>
-                <w:rFonts w:cstheme="minorHAnsi"/>
-                <w:color w:val="000000" w:themeColor="text1"/>
-              </w:rPr>
-              <w:t xml:space="preserve"> con </w:t>
-            </w:r>
-            <w:r>
-              <w:rPr>
-                <w:rFonts w:cstheme="minorHAnsi"/>
-                <w:color w:val="000000" w:themeColor="text1"/>
-              </w:rPr>
-              <w:t>señalización</w:t>
-            </w:r>
-            <w:r>
-              <w:rPr>
-                <w:rFonts w:cstheme="minorHAnsi"/>
-                <w:color w:val="000000" w:themeColor="text1"/>
-              </w:rPr>
-              <w:t xml:space="preserve"> de punto de reunión</w:t>
-            </w:r>
-            <w:r>
-              <w:rPr>
-                <w:rFonts w:cstheme="minorHAnsi"/>
-                <w:color w:val="000000" w:themeColor="text1"/>
-              </w:rPr>
-              <w:t xml:space="preserve"> visible que indica un área segura designada para concentrar al personal después de la evacuación en caso de emergencia, se recomienda verificar su accesibilidad y mantener libre de obstáculos de acuerdo con el plan de seguridad establecido.</w:t>
+                <w:color w:val="000000" w:themeColor="text1"/>
+              </w:rPr>
+              <w:t>Se recomienda que las instalaciones, se mantengan siempre sin llave hasta el cese de actividades diarias, libres de obstáculos. Revisar la disposición de objetos no empotrados y que puedan volcarse, plafones que presentan humedad, pueden caer o deslizarse en caso de sismo, ubicados en zona de tránsito peatonal, así como la disposición de pesos en su almacenaje.</w:t>
             </w:r>
           </w:p>
         </w:tc>
@@ -1711,7 +1363,7 @@
           <w:p>
             <w:pPr>
               <w:pStyle w:val="Prrafodelista"/>
-              <w:spacing w:after="0" w:line="360" w:lineRule="auto"/>
+              <w:spacing w:after="0" w:line="240" w:lineRule="auto"/>
               <w:ind w:left="0"/>
               <w:jc w:val="center"/>
               <w:rPr>
@@ -1719,21 +1371,12 @@
                 <w:color w:val="000000" w:themeColor="text1"/>
               </w:rPr>
             </w:pPr>
-            <w:proofErr w:type="gramStart"/>
-            <w:r>
-              <w:t xml:space="preserve">{{ </w:t>
-            </w:r>
-            <w:proofErr w:type="spellStart"/>
-            <w:r>
-              <w:t>punto</w:t>
-            </w:r>
-            <w:proofErr w:type="gramEnd"/>
-            <w:r>
-              <w:t>_reun</w:t>
-            </w:r>
-            <w:proofErr w:type="spellEnd"/>
-            <w:r>
-              <w:t xml:space="preserve"> }}</w:t>
+            <w:r>
+              <w:rPr>
+                <w:rFonts w:cstheme="minorHAnsi"/>
+                <w:color w:val="000000" w:themeColor="text1"/>
+              </w:rPr>
+              <w:t>{{ puerta }}</w:t>
             </w:r>
           </w:p>
         </w:tc>
@@ -1783,13 +1426,13 @@
         <w:tc>
           <w:tcPr>
             <w:tcW w:w="4414" w:type="dxa"/>
+            <w:vAlign w:val="center"/>
           </w:tcPr>
           <w:p>
             <w:pPr>
               <w:pStyle w:val="Prrafodelista"/>
               <w:spacing w:after="0" w:line="360" w:lineRule="auto"/>
               <w:ind w:left="0"/>
-              <w:jc w:val="both"/>
               <w:rPr>
                 <w:rFonts w:cstheme="minorHAnsi"/>
                 <w:color w:val="000000" w:themeColor="text1"/>
@@ -1800,23 +1443,56 @@
                 <w:rFonts w:cstheme="minorHAnsi"/>
                 <w:color w:val="000000" w:themeColor="text1"/>
               </w:rPr>
-              <w:t>Se recomienda que las instalaciones, se mantengan siempre sin llave hasta el cese de actividades diarias, libres de obstáculos.</w:t>
+              <w:t>Cuenta con e</w:t>
             </w:r>
             <w:r>
               <w:rPr>
                 <w:rFonts w:cstheme="minorHAnsi"/>
-                <w:noProof/>
-                <w:color w:val="000000" w:themeColor="text1"/>
-                <w:lang w:eastAsia="es-MX"/>
-              </w:rPr>
-              <w:t xml:space="preserve">  </w:t>
+                <w:color w:val="000000" w:themeColor="text1"/>
+              </w:rPr>
+              <w:t>scalera</w:t>
             </w:r>
             <w:r>
               <w:rPr>
                 <w:rFonts w:cstheme="minorHAnsi"/>
                 <w:color w:val="000000" w:themeColor="text1"/>
               </w:rPr>
-              <w:t>Revisar la disposición de objetos no empotrados y que puedan volcarse, plafones que presentan humedad, pueden caer o deslizarse en caso de sismo, ubicados en zona de tránsito peatonal, así como la disposición de pesos en su almacenaje.</w:t>
+              <w:t>s</w:t>
+            </w:r>
+            <w:r>
+              <w:rPr>
+                <w:rFonts w:cstheme="minorHAnsi"/>
+                <w:color w:val="000000" w:themeColor="text1"/>
+              </w:rPr>
+              <w:t xml:space="preserve"> amplia</w:t>
+            </w:r>
+            <w:r>
+              <w:rPr>
+                <w:rFonts w:cstheme="minorHAnsi"/>
+                <w:color w:val="000000" w:themeColor="text1"/>
+              </w:rPr>
+              <w:t>s</w:t>
+            </w:r>
+            <w:r>
+              <w:rPr>
+                <w:rFonts w:cstheme="minorHAnsi"/>
+                <w:color w:val="000000" w:themeColor="text1"/>
+              </w:rPr>
+              <w:t xml:space="preserve"> y segura</w:t>
+            </w:r>
+            <w:r>
+              <w:rPr>
+                <w:rFonts w:cstheme="minorHAnsi"/>
+                <w:color w:val="000000" w:themeColor="text1"/>
+              </w:rPr>
+              <w:t>s</w:t>
+            </w:r>
+            <w:r>
+              <w:rPr>
+                <w:rFonts w:cstheme="minorHAnsi"/>
+                <w:color w:val="000000" w:themeColor="text1"/>
+              </w:rPr>
+              <w:t xml:space="preserve"> con pasamanos que facilita el desplazamiento. Su diseño permite una evacuación ágil en caso de emergencia, cumpliendo con normas de protección civil y accesibilidad.</w:t>
             </w:r>
           </w:p>
         </w:tc>
@@ -1836,15 +1512,20 @@
                 <w:color w:val="000000" w:themeColor="text1"/>
               </w:rPr>
             </w:pPr>
-            <w:proofErr w:type="gramStart"/>
             <w:r>
               <w:rPr>
                 <w:rFonts w:cstheme="minorHAnsi"/>
                 <w:color w:val="000000" w:themeColor="text1"/>
               </w:rPr>
-              <w:t>{{ puerta</w:t>
-            </w:r>
-            <w:proofErr w:type="gramEnd"/>
+              <w:t>{{</w:t>
+            </w:r>
+            <w:r>
+              <w:rPr>
+                <w:rFonts w:cstheme="minorHAnsi"/>
+                <w:color w:val="000000" w:themeColor="text1"/>
+              </w:rPr>
+              <w:t xml:space="preserve"> esc_emer</w:t>
+            </w:r>
             <w:r>
               <w:rPr>
                 <w:rFonts w:cstheme="minorHAnsi"/>
@@ -1976,21 +1657,8 @@
                 <w:color w:val="000000" w:themeColor="text1"/>
               </w:rPr>
             </w:pPr>
-            <w:proofErr w:type="gramStart"/>
-            <w:r>
-              <w:t xml:space="preserve">{{ </w:t>
-            </w:r>
-            <w:proofErr w:type="spellStart"/>
-            <w:r>
-              <w:t>sis</w:t>
-            </w:r>
-            <w:proofErr w:type="gramEnd"/>
-            <w:r>
-              <w:t>_inc</w:t>
-            </w:r>
-            <w:proofErr w:type="spellEnd"/>
-            <w:r>
-              <w:t xml:space="preserve"> }}</w:t>
+            <w:r>
+              <w:t>{{ sis_inc }}</w:t>
             </w:r>
           </w:p>
         </w:tc>
@@ -2006,13 +1674,8 @@
               <w:ind w:left="0"/>
               <w:jc w:val="center"/>
             </w:pPr>
-            <w:proofErr w:type="gramStart"/>
-            <w:r>
-              <w:t>{{ sis</w:t>
-            </w:r>
-            <w:proofErr w:type="gramEnd"/>
-            <w:r>
-              <w:t>_inc</w:t>
+            <w:r>
+              <w:t>{{ sis_inc</w:t>
             </w:r>
             <w:r>
               <w:t>1</w:t>
@@ -2062,13 +1725,28 @@
         </w:tc>
       </w:tr>
       <w:tr>
+        <w:tblPrEx>
+          <w:tblBorders>
+            <w:top w:val="single" w:sz="4" w:space="0" w:color="auto"/>
+            <w:left w:val="single" w:sz="4" w:space="0" w:color="auto"/>
+            <w:bottom w:val="single" w:sz="4" w:space="0" w:color="auto"/>
+            <w:right w:val="single" w:sz="4" w:space="0" w:color="auto"/>
+            <w:insideH w:val="single" w:sz="4" w:space="0" w:color="auto"/>
+            <w:insideV w:val="single" w:sz="4" w:space="0" w:color="auto"/>
+          </w:tblBorders>
+        </w:tblPrEx>
         <w:trPr>
-          <w:trHeight w:val="1701"/>
+          <w:trHeight w:val="3288"/>
         </w:trPr>
         <w:tc>
           <w:tcPr>
-            <w:tcW w:w="8828" w:type="dxa"/>
-            <w:gridSpan w:val="2"/>
+            <w:tcW w:w="4414" w:type="dxa"/>
+            <w:tcBorders>
+              <w:top w:val="nil"/>
+              <w:left w:val="nil"/>
+              <w:bottom w:val="nil"/>
+              <w:right w:val="nil"/>
+            </w:tcBorders>
             <w:vAlign w:val="center"/>
           </w:tcPr>
           <w:p>
@@ -2083,24 +1761,58 @@
               </w:rPr>
             </w:pPr>
             <w:r>
-              <w:t xml:space="preserve">Cuenta con un área específica identificada </w:t>
-            </w:r>
-            <w:r>
-              <w:t xml:space="preserve">como zona de menor riesgo </w:t>
-            </w:r>
-            <w:r>
-              <w:t>para proporcionar resguardo temporal durante eventos peligrosos como sismos, se recomienda asegurar su visibilidad y accesibilidad conforme a los planes de emergencia establecidos.</w:t>
+              <w:rPr>
+                <w:rFonts w:cstheme="minorHAnsi"/>
+                <w:color w:val="000000" w:themeColor="text1"/>
+              </w:rPr>
+              <w:t>Cuenta con g</w:t>
+            </w:r>
+            <w:r>
+              <w:rPr>
+                <w:rFonts w:cstheme="minorHAnsi"/>
+                <w:color w:val="000000" w:themeColor="text1"/>
+              </w:rPr>
+              <w:t>abinete de emergencia</w:t>
+            </w:r>
+            <w:r>
+              <w:rPr>
+                <w:rFonts w:cstheme="minorHAnsi"/>
+                <w:color w:val="000000" w:themeColor="text1"/>
+              </w:rPr>
+              <w:t>, ubicado en la entrada del complejo,</w:t>
+            </w:r>
+            <w:r>
+              <w:rPr>
+                <w:rFonts w:cstheme="minorHAnsi"/>
+                <w:color w:val="000000" w:themeColor="text1"/>
+              </w:rPr>
+              <w:t xml:space="preserve"> equipado con elementos esenciales para brigadas: cascos de protección, palas, </w:t>
+            </w:r>
+            <w:r>
+              <w:rPr>
+                <w:rFonts w:cstheme="minorHAnsi"/>
+                <w:color w:val="000000" w:themeColor="text1"/>
+              </w:rPr>
+              <w:t>punto de reunión</w:t>
+            </w:r>
+            <w:r>
+              <w:rPr>
+                <w:rFonts w:cstheme="minorHAnsi"/>
+                <w:color w:val="000000" w:themeColor="text1"/>
+              </w:rPr>
+              <w:t>, cinta para delimitar áreas y otros implementos. Facilita una respuesta rápida y eficaz ante cualquier contingencia.</w:t>
             </w:r>
           </w:p>
         </w:tc>
-      </w:tr>
-      <w:tr>
-        <w:trPr>
-          <w:trHeight w:val="3288"/>
-        </w:trPr>
         <w:tc>
           <w:tcPr>
             <w:tcW w:w="4414" w:type="dxa"/>
+            <w:tcBorders>
+              <w:top w:val="nil"/>
+              <w:left w:val="nil"/>
+              <w:bottom w:val="nil"/>
+              <w:right w:val="nil"/>
+            </w:tcBorders>
             <w:vAlign w:val="center"/>
           </w:tcPr>
           <w:p>
@@ -2109,44 +1821,45 @@
               <w:spacing w:after="0" w:line="360" w:lineRule="auto"/>
               <w:ind w:left="0"/>
               <w:jc w:val="center"/>
+              <w:rPr>
+                <w:rFonts w:cstheme="minorHAnsi"/>
+                <w:color w:val="000000" w:themeColor="text1"/>
+              </w:rPr>
             </w:pPr>
-            <w:proofErr w:type="gramStart"/>
-            <w:r>
-              <w:t xml:space="preserve">{{ </w:t>
-            </w:r>
-            <w:proofErr w:type="spellStart"/>
-            <w:r>
-              <w:t>zona</w:t>
-            </w:r>
-            <w:proofErr w:type="gramEnd"/>
-            <w:r>
-              <w:t>_sec</w:t>
-            </w:r>
-            <w:proofErr w:type="spellEnd"/>
-            <w:r>
+            <w:r>
+              <w:rPr>
+                <w:rFonts w:cstheme="minorHAnsi"/>
+                <w:color w:val="000000" w:themeColor="text1"/>
+              </w:rPr>
+              <w:t>{{</w:t>
+            </w:r>
+            <w:r>
+              <w:rPr>
+                <w:rFonts w:cstheme="minorHAnsi"/>
+                <w:color w:val="000000" w:themeColor="text1"/>
+              </w:rPr>
+              <w:t xml:space="preserve"> </w:t>
+            </w:r>
+            <w:r>
+              <w:rPr>
+                <w:rFonts w:cstheme="minorHAnsi"/>
+                <w:color w:val="000000" w:themeColor="text1"/>
+              </w:rPr>
+              <w:t>bombero</w:t>
+            </w:r>
+            <w:r>
+              <w:rPr>
+                <w:rFonts w:cstheme="minorHAnsi"/>
+                <w:color w:val="000000" w:themeColor="text1"/>
+              </w:rPr>
+              <w:t>s</w:t>
+            </w:r>
+            <w:r>
+              <w:rPr>
+                <w:rFonts w:cstheme="minorHAnsi"/>
+                <w:color w:val="000000" w:themeColor="text1"/>
+              </w:rPr>
               <w:t xml:space="preserve"> }}</w:t>
-            </w:r>
-          </w:p>
-        </w:tc>
-        <w:tc>
-          <w:tcPr>
-            <w:tcW w:w="4414" w:type="dxa"/>
-            <w:vAlign w:val="center"/>
-          </w:tcPr>
-          <w:p>
-            <w:pPr>
-              <w:pStyle w:val="Prrafodelista"/>
-              <w:spacing w:after="0" w:line="360" w:lineRule="auto"/>
-              <w:ind w:left="0"/>
-              <w:jc w:val="center"/>
-            </w:pPr>
-            <w:proofErr w:type="gramStart"/>
-            <w:r>
-              <w:t>{{ zona</w:t>
-            </w:r>
-            <w:proofErr w:type="gramEnd"/>
-            <w:r>
-              <w:t>_sec1 }}</w:t>
             </w:r>
           </w:p>
         </w:tc>
@@ -2236,18 +1949,8 @@
               <w:ind w:left="0"/>
               <w:jc w:val="center"/>
             </w:pPr>
-            <w:proofErr w:type="gramStart"/>
-            <w:r>
-              <w:t xml:space="preserve">{{ </w:t>
-            </w:r>
-            <w:proofErr w:type="spellStart"/>
-            <w:r>
-              <w:t>dh</w:t>
-            </w:r>
-            <w:proofErr w:type="spellEnd"/>
-            <w:proofErr w:type="gramEnd"/>
-            <w:r>
-              <w:t xml:space="preserve"> }}</w:t>
+            <w:r>
+              <w:t>{{ dh }}</w:t>
             </w:r>
           </w:p>
         </w:tc>
@@ -2263,13 +1966,8 @@
               <w:ind w:left="0"/>
               <w:jc w:val="center"/>
             </w:pPr>
-            <w:proofErr w:type="gramStart"/>
-            <w:r>
-              <w:t>{{ dh</w:t>
-            </w:r>
-            <w:proofErr w:type="gramEnd"/>
-            <w:r>
-              <w:t>1 }}</w:t>
+            <w:r>
+              <w:t>{{ dh1 }}</w:t>
             </w:r>
           </w:p>
         </w:tc>
@@ -2355,21 +2053,12 @@
               <w:ind w:left="0"/>
               <w:jc w:val="center"/>
             </w:pPr>
-            <w:proofErr w:type="gramStart"/>
             <w:r>
               <w:rPr>
                 <w:rFonts w:cstheme="minorHAnsi"/>
                 <w:color w:val="000000" w:themeColor="text1"/>
               </w:rPr>
-              <w:t>{{ lampara</w:t>
-            </w:r>
-            <w:proofErr w:type="gramEnd"/>
-            <w:r>
-              <w:rPr>
-                <w:rFonts w:cstheme="minorHAnsi"/>
-                <w:color w:val="000000" w:themeColor="text1"/>
-              </w:rPr>
-              <w:t xml:space="preserve"> }}</w:t>
+              <w:t>{{ lampara }}</w:t>
             </w:r>
           </w:p>
         </w:tc>
@@ -2389,21 +2078,12 @@
                 <w:color w:val="000000" w:themeColor="text1"/>
               </w:rPr>
             </w:pPr>
-            <w:proofErr w:type="gramStart"/>
             <w:r>
               <w:rPr>
                 <w:rFonts w:cstheme="minorHAnsi"/>
                 <w:color w:val="000000" w:themeColor="text1"/>
               </w:rPr>
-              <w:t>{{ lampara</w:t>
-            </w:r>
-            <w:proofErr w:type="gramEnd"/>
-            <w:r>
-              <w:rPr>
-                <w:rFonts w:cstheme="minorHAnsi"/>
-                <w:color w:val="000000" w:themeColor="text1"/>
-              </w:rPr>
-              <w:t>1 }}</w:t>
+              <w:t>{{ lampara1 }}</w:t>
             </w:r>
           </w:p>
         </w:tc>
@@ -2480,7 +2160,6 @@
               </w:rPr>
               <w:t xml:space="preserve">Se cuenta con un plan de emergencia para casos de incendio, definido en el presente Programa interno de Protección civil, mismo que debe ser difundido y socializado con el personal de </w:t>
             </w:r>
-            <w:proofErr w:type="gramStart"/>
             <w:r>
               <w:rPr>
                 <w:rFonts w:asciiTheme="minorHAnsi" w:hAnsiTheme="minorHAnsi" w:cstheme="minorHAnsi"/>
@@ -2490,133 +2169,17 @@
                 <w:sz w:val="22"/>
                 <w:szCs w:val="22"/>
               </w:rPr>
-              <w:t xml:space="preserve">{{ </w:t>
-            </w:r>
-            <w:proofErr w:type="spellStart"/>
+              <w:t xml:space="preserve">{{ razon_social }} </w:t>
+            </w:r>
             <w:r>
               <w:rPr>
                 <w:rFonts w:asciiTheme="minorHAnsi" w:hAnsiTheme="minorHAnsi" w:cstheme="minorHAnsi"/>
                 <w:b/>
-                <w:bCs/>
                 <w:color w:val="000000" w:themeColor="text1"/>
                 <w:sz w:val="22"/>
                 <w:szCs w:val="22"/>
               </w:rPr>
-              <w:t>razon</w:t>
-            </w:r>
-            <w:proofErr w:type="gramEnd"/>
-            <w:r>
-              <w:rPr>
-                <w:rFonts w:asciiTheme="minorHAnsi" w:hAnsiTheme="minorHAnsi" w:cstheme="minorHAnsi"/>
-                <w:b/>
-                <w:bCs/>
-                <w:color w:val="000000" w:themeColor="text1"/>
-                <w:sz w:val="22"/>
-                <w:szCs w:val="22"/>
-              </w:rPr>
-              <w:t>_</w:t>
-            </w:r>
-            <w:proofErr w:type="gramStart"/>
-            <w:r>
-              <w:rPr>
-                <w:rFonts w:asciiTheme="minorHAnsi" w:hAnsiTheme="minorHAnsi" w:cstheme="minorHAnsi"/>
-                <w:b/>
-                <w:bCs/>
-                <w:color w:val="000000" w:themeColor="text1"/>
-                <w:sz w:val="22"/>
-                <w:szCs w:val="22"/>
-              </w:rPr>
-              <w:t>social</w:t>
-            </w:r>
-            <w:proofErr w:type="spellEnd"/>
-            <w:r>
-              <w:rPr>
-                <w:rFonts w:asciiTheme="minorHAnsi" w:hAnsiTheme="minorHAnsi" w:cstheme="minorHAnsi"/>
-                <w:b/>
-                <w:bCs/>
-                <w:color w:val="000000" w:themeColor="text1"/>
-                <w:sz w:val="22"/>
-                <w:szCs w:val="22"/>
-              </w:rPr>
-              <w:t xml:space="preserve"> }</w:t>
-            </w:r>
-            <w:proofErr w:type="gramEnd"/>
-            <w:r>
-              <w:rPr>
-                <w:rFonts w:asciiTheme="minorHAnsi" w:hAnsiTheme="minorHAnsi" w:cstheme="minorHAnsi"/>
-                <w:b/>
-                <w:bCs/>
-                <w:color w:val="000000" w:themeColor="text1"/>
-                <w:sz w:val="22"/>
-                <w:szCs w:val="22"/>
-              </w:rPr>
-              <w:t xml:space="preserve">} </w:t>
-            </w:r>
-            <w:proofErr w:type="gramStart"/>
-            <w:r>
-              <w:rPr>
-                <w:rFonts w:asciiTheme="minorHAnsi" w:hAnsiTheme="minorHAnsi" w:cstheme="minorHAnsi"/>
-                <w:b/>
-                <w:color w:val="000000" w:themeColor="text1"/>
-                <w:sz w:val="22"/>
-                <w:szCs w:val="22"/>
-              </w:rPr>
-              <w:t xml:space="preserve">{{ </w:t>
-            </w:r>
-            <w:proofErr w:type="spellStart"/>
-            <w:r>
-              <w:rPr>
-                <w:rFonts w:asciiTheme="minorHAnsi" w:hAnsiTheme="minorHAnsi" w:cstheme="minorHAnsi"/>
-                <w:b/>
-                <w:color w:val="000000" w:themeColor="text1"/>
-                <w:sz w:val="22"/>
-                <w:szCs w:val="22"/>
-              </w:rPr>
-              <w:t>nombre</w:t>
-            </w:r>
-            <w:proofErr w:type="gramEnd"/>
-            <w:r>
-              <w:rPr>
-                <w:rFonts w:asciiTheme="minorHAnsi" w:hAnsiTheme="minorHAnsi" w:cstheme="minorHAnsi"/>
-                <w:b/>
-                <w:color w:val="000000" w:themeColor="text1"/>
-                <w:sz w:val="22"/>
-                <w:szCs w:val="22"/>
-              </w:rPr>
-              <w:t>_</w:t>
-            </w:r>
-            <w:proofErr w:type="gramStart"/>
-            <w:r>
-              <w:rPr>
-                <w:rFonts w:asciiTheme="minorHAnsi" w:hAnsiTheme="minorHAnsi" w:cstheme="minorHAnsi"/>
-                <w:b/>
-                <w:color w:val="000000" w:themeColor="text1"/>
-                <w:sz w:val="22"/>
-                <w:szCs w:val="22"/>
-              </w:rPr>
-              <w:t>comercial</w:t>
-            </w:r>
-            <w:proofErr w:type="spellEnd"/>
-            <w:r>
-              <w:rPr>
-                <w:rFonts w:asciiTheme="minorHAnsi" w:hAnsiTheme="minorHAnsi" w:cstheme="minorHAnsi"/>
-                <w:b/>
-                <w:color w:val="000000" w:themeColor="text1"/>
-                <w:sz w:val="22"/>
-                <w:szCs w:val="22"/>
-              </w:rPr>
-              <w:t xml:space="preserve"> }</w:t>
-            </w:r>
-            <w:proofErr w:type="gramEnd"/>
-            <w:r>
-              <w:rPr>
-                <w:rFonts w:asciiTheme="minorHAnsi" w:hAnsiTheme="minorHAnsi" w:cstheme="minorHAnsi"/>
-                <w:b/>
-                <w:color w:val="000000" w:themeColor="text1"/>
-                <w:sz w:val="22"/>
-                <w:szCs w:val="22"/>
-              </w:rPr>
-              <w:t>}</w:t>
+              <w:t>{{ nombre_comercial }}</w:t>
             </w:r>
             <w:r>
               <w:rPr>
@@ -2652,7 +2215,6 @@
                 <w:szCs w:val="22"/>
               </w:rPr>
             </w:pPr>
-            <w:proofErr w:type="gramStart"/>
             <w:r>
               <w:rPr>
                 <w:rFonts w:asciiTheme="minorHAnsi" w:hAnsiTheme="minorHAnsi" w:cstheme="minorHAnsi"/>
@@ -2660,17 +2222,7 @@
                 <w:sz w:val="22"/>
                 <w:szCs w:val="22"/>
               </w:rPr>
-              <w:t>{{ plan</w:t>
-            </w:r>
-            <w:proofErr w:type="gramEnd"/>
-            <w:r>
-              <w:rPr>
-                <w:rFonts w:asciiTheme="minorHAnsi" w:hAnsiTheme="minorHAnsi" w:cstheme="minorHAnsi"/>
-                <w:color w:val="000000" w:themeColor="text1"/>
-                <w:sz w:val="22"/>
-                <w:szCs w:val="22"/>
-              </w:rPr>
-              <w:t>1 }}</w:t>
+              <w:t>{{ plan1 }}</w:t>
             </w:r>
           </w:p>
         </w:tc>
@@ -2693,7 +2245,6 @@
                 <w:szCs w:val="22"/>
               </w:rPr>
             </w:pPr>
-            <w:proofErr w:type="gramStart"/>
             <w:r>
               <w:rPr>
                 <w:rFonts w:asciiTheme="minorHAnsi" w:hAnsiTheme="minorHAnsi" w:cstheme="minorHAnsi"/>
@@ -2701,17 +2252,7 @@
                 <w:sz w:val="22"/>
                 <w:szCs w:val="22"/>
               </w:rPr>
-              <w:t>{{ plan</w:t>
-            </w:r>
-            <w:proofErr w:type="gramEnd"/>
-            <w:r>
-              <w:rPr>
-                <w:rFonts w:asciiTheme="minorHAnsi" w:hAnsiTheme="minorHAnsi" w:cstheme="minorHAnsi"/>
-                <w:color w:val="000000" w:themeColor="text1"/>
-                <w:sz w:val="22"/>
-                <w:szCs w:val="22"/>
-              </w:rPr>
-              <w:t>2 }}</w:t>
+              <w:t>{{ plan2 }}</w:t>
             </w:r>
           </w:p>
         </w:tc>
@@ -2733,7 +2274,6 @@
                 <w:szCs w:val="22"/>
               </w:rPr>
             </w:pPr>
-            <w:proofErr w:type="gramStart"/>
             <w:r>
               <w:rPr>
                 <w:rFonts w:asciiTheme="minorHAnsi" w:hAnsiTheme="minorHAnsi" w:cstheme="minorHAnsi"/>
@@ -2741,17 +2281,7 @@
                 <w:sz w:val="22"/>
                 <w:szCs w:val="22"/>
               </w:rPr>
-              <w:t>{{ plan</w:t>
-            </w:r>
-            <w:proofErr w:type="gramEnd"/>
-            <w:r>
-              <w:rPr>
-                <w:rFonts w:asciiTheme="minorHAnsi" w:hAnsiTheme="minorHAnsi" w:cstheme="minorHAnsi"/>
-                <w:color w:val="000000" w:themeColor="text1"/>
-                <w:sz w:val="22"/>
-                <w:szCs w:val="22"/>
-              </w:rPr>
-              <w:t>3 }}</w:t>
+              <w:t>{{ plan3 }}</w:t>
             </w:r>
           </w:p>
         </w:tc>
@@ -2839,9 +2369,69 @@
             <w:r>
               <w:rPr>
                 <w:rFonts w:cstheme="minorHAnsi"/>
-                <w:color w:val="000000" w:themeColor="text1"/>
-              </w:rPr>
-              <w:t>La estantería se encuentra bien empotrada con material colocado de acuerdo con peso, con bordes romos sin riesgo para los usuarios.</w:t>
+                <w:noProof/>
+                <w:color w:val="000000" w:themeColor="text1"/>
+                <w:lang w:eastAsia="es-MX"/>
+              </w:rPr>
+              <w:t>C</w:t>
+            </w:r>
+            <w:r>
+              <w:rPr>
+                <w:rFonts w:cstheme="minorHAnsi"/>
+                <w:noProof/>
+                <w:color w:val="000000" w:themeColor="text1"/>
+                <w:lang w:eastAsia="es-MX"/>
+              </w:rPr>
+              <w:t>uenta</w:t>
+            </w:r>
+            <w:r>
+              <w:rPr>
+                <w:rFonts w:cstheme="minorHAnsi"/>
+                <w:color w:val="000000" w:themeColor="text1"/>
+              </w:rPr>
+              <w:t xml:space="preserve"> con </w:t>
+            </w:r>
+            <w:r>
+              <w:rPr>
+                <w:rFonts w:cstheme="minorHAnsi"/>
+                <w:color w:val="000000" w:themeColor="text1"/>
+              </w:rPr>
+              <w:t>señalización</w:t>
+            </w:r>
+            <w:r>
+              <w:rPr>
+                <w:rFonts w:cstheme="minorHAnsi"/>
+                <w:color w:val="000000" w:themeColor="text1"/>
+              </w:rPr>
+              <w:t xml:space="preserve"> de punto de reunión</w:t>
+            </w:r>
+            <w:r>
+              <w:rPr>
+                <w:rFonts w:cstheme="minorHAnsi"/>
+                <w:color w:val="000000" w:themeColor="text1"/>
+              </w:rPr>
+              <w:t xml:space="preserve"> </w:t>
+            </w:r>
+            <w:r>
+              <w:rPr>
+                <w:rFonts w:cstheme="minorHAnsi"/>
+                <w:color w:val="000000" w:themeColor="text1"/>
+              </w:rPr>
+              <w:t xml:space="preserve">de bandera </w:t>
+            </w:r>
+            <w:r>
+              <w:rPr>
+                <w:rFonts w:cstheme="minorHAnsi"/>
+                <w:color w:val="000000" w:themeColor="text1"/>
+              </w:rPr>
+              <w:t>permitiendo su reubicación rápida según la naturaleza de la emergencia. Su diseño portátil garantiza visibilidad y flexibilidad operativa en distintas zonas seguras del inmueble</w:t>
+            </w:r>
+            <w:r>
+              <w:rPr>
+                <w:rFonts w:cstheme="minorHAnsi"/>
+                <w:color w:val="000000" w:themeColor="text1"/>
+              </w:rPr>
+              <w:t>.</w:t>
             </w:r>
           </w:p>
         </w:tc>
@@ -2868,21 +2458,8 @@
                 <w:color w:val="000000" w:themeColor="text1"/>
               </w:rPr>
             </w:pPr>
-            <w:proofErr w:type="gramStart"/>
-            <w:r>
-              <w:rPr>
-                <w:rFonts w:cstheme="minorHAnsi"/>
-                <w:color w:val="000000" w:themeColor="text1"/>
-              </w:rPr>
-              <w:t>{{ estantes</w:t>
-            </w:r>
-            <w:proofErr w:type="gramEnd"/>
-            <w:r>
-              <w:rPr>
-                <w:rFonts w:cstheme="minorHAnsi"/>
-                <w:color w:val="000000" w:themeColor="text1"/>
-              </w:rPr>
-              <w:t xml:space="preserve"> }}</w:t>
+            <w:r>
+              <w:t>{{ punto_reun }}</w:t>
             </w:r>
           </w:p>
         </w:tc>
@@ -2987,23 +2564,56 @@
                 <w:rFonts w:cstheme="minorHAnsi"/>
                 <w:color w:val="000000" w:themeColor="text1"/>
               </w:rPr>
-              <w:t xml:space="preserve">El site se encuentra restringido en su acceso, limpio de almacenaje de combustibles sólidos y otros, con detector de humo vigente, toda la instalación eléctrica bajo resguardo tubo </w:t>
-            </w:r>
-            <w:proofErr w:type="spellStart"/>
+              <w:t>Los</w:t>
+            </w:r>
             <w:r>
               <w:rPr>
                 <w:rFonts w:cstheme="minorHAnsi"/>
                 <w:color w:val="000000" w:themeColor="text1"/>
               </w:rPr>
-              <w:t>conduit</w:t>
-            </w:r>
-            <w:proofErr w:type="spellEnd"/>
+              <w:t xml:space="preserve"> torniquete</w:t>
+            </w:r>
             <w:r>
               <w:rPr>
                 <w:rFonts w:cstheme="minorHAnsi"/>
                 <w:color w:val="000000" w:themeColor="text1"/>
               </w:rPr>
-              <w:t>, señalizado en sus tableros de control, con sistema de ventilación adecuado.</w:t>
+              <w:t>s</w:t>
+            </w:r>
+            <w:r>
+              <w:rPr>
+                <w:rFonts w:cstheme="minorHAnsi"/>
+                <w:color w:val="000000" w:themeColor="text1"/>
+              </w:rPr>
+              <w:t xml:space="preserve"> instalados</w:t>
+            </w:r>
+            <w:r>
+              <w:rPr>
+                <w:rFonts w:cstheme="minorHAnsi"/>
+                <w:color w:val="000000" w:themeColor="text1"/>
+              </w:rPr>
+              <w:t xml:space="preserve"> cuenta</w:t>
+            </w:r>
+            <w:r>
+              <w:rPr>
+                <w:rFonts w:cstheme="minorHAnsi"/>
+                <w:color w:val="000000" w:themeColor="text1"/>
+              </w:rPr>
+              <w:t>n</w:t>
+            </w:r>
+            <w:r>
+              <w:rPr>
+                <w:rFonts w:cstheme="minorHAnsi"/>
+                <w:color w:val="000000" w:themeColor="text1"/>
+              </w:rPr>
+              <w:t xml:space="preserve"> con acceso controlado y señalización visible. Integra un botón de emergencia que libera la pluma automáticamente, permitiendo una evacuación rápida y segura en caso de contingencia</w:t>
+            </w:r>
+            <w:r>
+              <w:rPr>
+                <w:rFonts w:cstheme="minorHAnsi"/>
+                <w:color w:val="000000" w:themeColor="text1"/>
+              </w:rPr>
+              <w:t>.</w:t>
             </w:r>
           </w:p>
         </w:tc>
@@ -3030,15 +2640,20 @@
                 <w:color w:val="000000" w:themeColor="text1"/>
               </w:rPr>
             </w:pPr>
-            <w:proofErr w:type="gramStart"/>
             <w:r>
               <w:rPr>
                 <w:rFonts w:cstheme="minorHAnsi"/>
                 <w:color w:val="000000" w:themeColor="text1"/>
               </w:rPr>
-              <w:t>{{ site</w:t>
-            </w:r>
-            <w:proofErr w:type="gramEnd"/>
+              <w:t xml:space="preserve">{{ </w:t>
+            </w:r>
+            <w:r>
+              <w:rPr>
+                <w:rFonts w:cstheme="minorHAnsi"/>
+                <w:color w:val="000000" w:themeColor="text1"/>
+              </w:rPr>
+              <w:t>paro</w:t>
+            </w:r>
             <w:r>
               <w:rPr>
                 <w:rFonts w:cstheme="minorHAnsi"/>
@@ -3158,7 +2773,6 @@
                 <w:szCs w:val="22"/>
               </w:rPr>
             </w:pPr>
-            <w:proofErr w:type="gramStart"/>
             <w:r>
               <w:rPr>
                 <w:rFonts w:asciiTheme="minorHAnsi" w:hAnsiTheme="minorHAnsi" w:cstheme="minorHAnsi"/>
@@ -3166,17 +2780,7 @@
                 <w:sz w:val="22"/>
                 <w:szCs w:val="22"/>
               </w:rPr>
-              <w:t>{{ techo</w:t>
-            </w:r>
-            <w:proofErr w:type="gramEnd"/>
-            <w:r>
-              <w:rPr>
-                <w:rFonts w:asciiTheme="minorHAnsi" w:hAnsiTheme="minorHAnsi" w:cstheme="minorHAnsi"/>
-                <w:color w:val="000000" w:themeColor="text1"/>
-                <w:sz w:val="22"/>
-                <w:szCs w:val="22"/>
-              </w:rPr>
-              <w:t xml:space="preserve"> }}</w:t>
+              <w:t>{{ techo }}</w:t>
             </w:r>
           </w:p>
         </w:tc>
@@ -3197,7 +2801,6 @@
                 <w:szCs w:val="22"/>
               </w:rPr>
             </w:pPr>
-            <w:proofErr w:type="gramStart"/>
             <w:r>
               <w:rPr>
                 <w:rFonts w:asciiTheme="minorHAnsi" w:hAnsiTheme="minorHAnsi" w:cstheme="minorHAnsi"/>
@@ -3205,17 +2808,7 @@
                 <w:sz w:val="22"/>
                 <w:szCs w:val="22"/>
               </w:rPr>
-              <w:t>{{ techo</w:t>
-            </w:r>
-            <w:proofErr w:type="gramEnd"/>
-            <w:r>
-              <w:rPr>
-                <w:rFonts w:asciiTheme="minorHAnsi" w:hAnsiTheme="minorHAnsi" w:cstheme="minorHAnsi"/>
-                <w:color w:val="000000" w:themeColor="text1"/>
-                <w:sz w:val="22"/>
-                <w:szCs w:val="22"/>
-              </w:rPr>
-              <w:t>1 }}</w:t>
+              <w:t>{{ techo1 }}</w:t>
             </w:r>
           </w:p>
         </w:tc>
@@ -3316,7 +2909,6 @@
                 <w:szCs w:val="22"/>
               </w:rPr>
             </w:pPr>
-            <w:proofErr w:type="gramStart"/>
             <w:r>
               <w:rPr>
                 <w:rFonts w:asciiTheme="minorHAnsi" w:hAnsiTheme="minorHAnsi" w:cstheme="minorHAnsi"/>
@@ -3324,17 +2916,7 @@
                 <w:sz w:val="22"/>
                 <w:szCs w:val="22"/>
               </w:rPr>
-              <w:t>{{ pisos</w:t>
-            </w:r>
-            <w:proofErr w:type="gramEnd"/>
-            <w:r>
-              <w:rPr>
-                <w:rFonts w:asciiTheme="minorHAnsi" w:hAnsiTheme="minorHAnsi" w:cstheme="minorHAnsi"/>
-                <w:color w:val="000000" w:themeColor="text1"/>
-                <w:sz w:val="22"/>
-                <w:szCs w:val="22"/>
-              </w:rPr>
-              <w:t xml:space="preserve"> }}</w:t>
+              <w:t>{{ pisos }}</w:t>
             </w:r>
           </w:p>
         </w:tc>
@@ -3355,7 +2937,6 @@
                 <w:szCs w:val="22"/>
               </w:rPr>
             </w:pPr>
-            <w:proofErr w:type="gramStart"/>
             <w:r>
               <w:rPr>
                 <w:rFonts w:asciiTheme="minorHAnsi" w:hAnsiTheme="minorHAnsi" w:cstheme="minorHAnsi"/>
@@ -3363,17 +2944,7 @@
                 <w:sz w:val="22"/>
                 <w:szCs w:val="22"/>
               </w:rPr>
-              <w:t>{{ pisos</w:t>
-            </w:r>
-            <w:proofErr w:type="gramEnd"/>
-            <w:r>
-              <w:rPr>
-                <w:rFonts w:asciiTheme="minorHAnsi" w:hAnsiTheme="minorHAnsi" w:cstheme="minorHAnsi"/>
-                <w:color w:val="000000" w:themeColor="text1"/>
-                <w:sz w:val="22"/>
-                <w:szCs w:val="22"/>
-              </w:rPr>
-              <w:t>1 }}</w:t>
+              <w:t>{{ pisos1 }}</w:t>
             </w:r>
           </w:p>
         </w:tc>
@@ -3476,7 +3047,6 @@
                 <w:szCs w:val="22"/>
               </w:rPr>
             </w:pPr>
-            <w:proofErr w:type="gramStart"/>
             <w:r>
               <w:rPr>
                 <w:rFonts w:asciiTheme="minorHAnsi" w:hAnsiTheme="minorHAnsi" w:cstheme="minorHAnsi"/>
@@ -3484,17 +3054,7 @@
                 <w:sz w:val="22"/>
                 <w:szCs w:val="22"/>
               </w:rPr>
-              <w:t>{{ mueble</w:t>
-            </w:r>
-            <w:proofErr w:type="gramEnd"/>
-            <w:r>
-              <w:rPr>
-                <w:rFonts w:asciiTheme="minorHAnsi" w:hAnsiTheme="minorHAnsi" w:cstheme="minorHAnsi"/>
-                <w:color w:val="000000" w:themeColor="text1"/>
-                <w:sz w:val="22"/>
-                <w:szCs w:val="22"/>
-              </w:rPr>
-              <w:t>1 }}</w:t>
+              <w:t>{{ mueble1 }}</w:t>
             </w:r>
           </w:p>
         </w:tc>
@@ -3515,7 +3075,6 @@
                 <w:szCs w:val="22"/>
               </w:rPr>
             </w:pPr>
-            <w:proofErr w:type="gramStart"/>
             <w:r>
               <w:rPr>
                 <w:rFonts w:asciiTheme="minorHAnsi" w:hAnsiTheme="minorHAnsi" w:cstheme="minorHAnsi"/>
@@ -3541,17 +3100,7 @@
                 <w:sz w:val="22"/>
                 <w:szCs w:val="22"/>
               </w:rPr>
-              <w:t>mueble</w:t>
-            </w:r>
-            <w:proofErr w:type="gramEnd"/>
-            <w:r>
-              <w:rPr>
-                <w:rFonts w:asciiTheme="minorHAnsi" w:hAnsiTheme="minorHAnsi" w:cstheme="minorHAnsi"/>
-                <w:color w:val="000000" w:themeColor="text1"/>
-                <w:sz w:val="22"/>
-                <w:szCs w:val="22"/>
-              </w:rPr>
-              <w:t>1 }}</w:t>
+              <w:t>mueble1 }}</w:t>
             </w:r>
           </w:p>
         </w:tc>
@@ -3671,7 +3220,6 @@
                 <w:szCs w:val="22"/>
               </w:rPr>
             </w:pPr>
-            <w:proofErr w:type="gramStart"/>
             <w:r>
               <w:rPr>
                 <w:rFonts w:asciiTheme="minorHAnsi" w:hAnsiTheme="minorHAnsi" w:cstheme="minorHAnsi"/>
@@ -3679,28 +3227,7 @@
                 <w:sz w:val="22"/>
                 <w:szCs w:val="22"/>
               </w:rPr>
-              <w:t xml:space="preserve">{{ </w:t>
-            </w:r>
-            <w:proofErr w:type="spellStart"/>
-            <w:r>
-              <w:rPr>
-                <w:rFonts w:asciiTheme="minorHAnsi" w:hAnsiTheme="minorHAnsi" w:cstheme="minorHAnsi"/>
-                <w:color w:val="000000" w:themeColor="text1"/>
-                <w:sz w:val="22"/>
-                <w:szCs w:val="22"/>
-              </w:rPr>
-              <w:t>electrico</w:t>
-            </w:r>
-            <w:proofErr w:type="spellEnd"/>
-            <w:proofErr w:type="gramEnd"/>
-            <w:r>
-              <w:rPr>
-                <w:rFonts w:asciiTheme="minorHAnsi" w:hAnsiTheme="minorHAnsi" w:cstheme="minorHAnsi"/>
-                <w:color w:val="000000" w:themeColor="text1"/>
-                <w:sz w:val="22"/>
-                <w:szCs w:val="22"/>
-              </w:rPr>
-              <w:t xml:space="preserve"> }}</w:t>
+              <w:t>{{ electrico }}</w:t>
             </w:r>
           </w:p>
         </w:tc>
@@ -3721,7 +3248,6 @@
                 <w:szCs w:val="22"/>
               </w:rPr>
             </w:pPr>
-            <w:proofErr w:type="gramStart"/>
             <w:r>
               <w:rPr>
                 <w:rFonts w:asciiTheme="minorHAnsi" w:hAnsiTheme="minorHAnsi" w:cstheme="minorHAnsi"/>
@@ -3731,7 +3257,6 @@
               </w:rPr>
               <w:t>{{ electrico</w:t>
             </w:r>
-            <w:proofErr w:type="gramEnd"/>
             <w:r>
               <w:rPr>
                 <w:rFonts w:asciiTheme="minorHAnsi" w:hAnsiTheme="minorHAnsi" w:cstheme="minorHAnsi"/>
@@ -3853,7 +3378,6 @@
                 <w:szCs w:val="22"/>
               </w:rPr>
             </w:pPr>
-            <w:proofErr w:type="gramStart"/>
             <w:r>
               <w:rPr>
                 <w:rFonts w:asciiTheme="minorHAnsi" w:hAnsiTheme="minorHAnsi" w:cstheme="minorHAnsi"/>
@@ -3861,28 +3385,7 @@
                 <w:sz w:val="22"/>
                 <w:szCs w:val="22"/>
               </w:rPr>
-              <w:t xml:space="preserve">{{ </w:t>
-            </w:r>
-            <w:proofErr w:type="spellStart"/>
-            <w:r>
-              <w:rPr>
-                <w:rFonts w:asciiTheme="minorHAnsi" w:hAnsiTheme="minorHAnsi" w:cstheme="minorHAnsi"/>
-                <w:color w:val="000000" w:themeColor="text1"/>
-                <w:sz w:val="22"/>
-                <w:szCs w:val="22"/>
-              </w:rPr>
-              <w:t>banio</w:t>
-            </w:r>
-            <w:proofErr w:type="spellEnd"/>
-            <w:proofErr w:type="gramEnd"/>
-            <w:r>
-              <w:rPr>
-                <w:rFonts w:asciiTheme="minorHAnsi" w:hAnsiTheme="minorHAnsi" w:cstheme="minorHAnsi"/>
-                <w:color w:val="000000" w:themeColor="text1"/>
-                <w:sz w:val="22"/>
-                <w:szCs w:val="22"/>
-              </w:rPr>
-              <w:t xml:space="preserve"> }}</w:t>
+              <w:t>{{ banio }}</w:t>
             </w:r>
           </w:p>
         </w:tc>
@@ -3903,7 +3406,6 @@
                 <w:szCs w:val="22"/>
               </w:rPr>
             </w:pPr>
-            <w:proofErr w:type="gramStart"/>
             <w:r>
               <w:rPr>
                 <w:rFonts w:asciiTheme="minorHAnsi" w:hAnsiTheme="minorHAnsi" w:cstheme="minorHAnsi"/>
@@ -3913,7 +3415,6 @@
               </w:rPr>
               <w:t>{{ banio</w:t>
             </w:r>
-            <w:proofErr w:type="gramEnd"/>
             <w:r>
               <w:rPr>
                 <w:rFonts w:asciiTheme="minorHAnsi" w:hAnsiTheme="minorHAnsi" w:cstheme="minorHAnsi"/>
@@ -3983,7 +3484,6 @@
               </w:rPr>
               <w:t xml:space="preserve"> con una capacidad de suministro de </w:t>
             </w:r>
-            <w:proofErr w:type="gramStart"/>
             <w:r>
               <w:rPr>
                 <w:rFonts w:asciiTheme="minorHAnsi" w:hAnsiTheme="minorHAnsi" w:cstheme="minorHAnsi"/>
@@ -3993,7 +3493,6 @@
               </w:rPr>
               <w:t xml:space="preserve">{{ </w:t>
             </w:r>
-            <w:proofErr w:type="spellStart"/>
             <w:r>
               <w:rPr>
                 <w:rFonts w:asciiTheme="minorHAnsi" w:hAnsiTheme="minorHAnsi" w:cstheme="minorHAnsi"/>
@@ -4001,9 +3500,8 @@
                 <w:sz w:val="22"/>
                 <w:szCs w:val="22"/>
               </w:rPr>
-              <w:t>gas</w:t>
-            </w:r>
-            <w:proofErr w:type="gramEnd"/>
+              <w:t>gas_inflamable</w:t>
+            </w:r>
             <w:r>
               <w:rPr>
                 <w:rFonts w:asciiTheme="minorHAnsi" w:hAnsiTheme="minorHAnsi" w:cstheme="minorHAnsi"/>
@@ -4011,37 +3509,7 @@
                 <w:sz w:val="22"/>
                 <w:szCs w:val="22"/>
               </w:rPr>
-              <w:t>_</w:t>
-            </w:r>
-            <w:proofErr w:type="gramStart"/>
-            <w:r>
-              <w:rPr>
-                <w:rFonts w:asciiTheme="minorHAnsi" w:hAnsiTheme="minorHAnsi" w:cstheme="minorHAnsi"/>
-                <w:color w:val="000000" w:themeColor="text1"/>
-                <w:sz w:val="22"/>
-                <w:szCs w:val="22"/>
-              </w:rPr>
-              <w:t>inflamable</w:t>
-            </w:r>
-            <w:proofErr w:type="spellEnd"/>
-            <w:r>
-              <w:rPr>
-                <w:rFonts w:asciiTheme="minorHAnsi" w:hAnsiTheme="minorHAnsi" w:cstheme="minorHAnsi"/>
-                <w:color w:val="000000" w:themeColor="text1"/>
-                <w:sz w:val="22"/>
-                <w:szCs w:val="22"/>
-              </w:rPr>
-              <w:t xml:space="preserve"> }</w:t>
-            </w:r>
-            <w:proofErr w:type="gramEnd"/>
-            <w:r>
-              <w:rPr>
-                <w:rFonts w:asciiTheme="minorHAnsi" w:hAnsiTheme="minorHAnsi" w:cstheme="minorHAnsi"/>
-                <w:color w:val="000000" w:themeColor="text1"/>
-                <w:sz w:val="22"/>
-                <w:szCs w:val="22"/>
-              </w:rPr>
-              <w:t>}</w:t>
+              <w:t xml:space="preserve"> }}</w:t>
             </w:r>
             <w:r>
               <w:rPr>
@@ -4088,37 +3556,12 @@
                 <w:color w:val="000000" w:themeColor="text1"/>
               </w:rPr>
             </w:pPr>
-            <w:proofErr w:type="gramStart"/>
             <w:r>
               <w:rPr>
                 <w:rFonts w:cstheme="minorHAnsi"/>
                 <w:color w:val="000000" w:themeColor="text1"/>
               </w:rPr>
-              <w:t xml:space="preserve">{{ </w:t>
-            </w:r>
-            <w:proofErr w:type="spellStart"/>
-            <w:r>
-              <w:rPr>
-                <w:rFonts w:cstheme="minorHAnsi"/>
-                <w:color w:val="000000" w:themeColor="text1"/>
-              </w:rPr>
-              <w:t>tanques</w:t>
-            </w:r>
-            <w:proofErr w:type="gramEnd"/>
-            <w:r>
-              <w:rPr>
-                <w:rFonts w:cstheme="minorHAnsi"/>
-                <w:color w:val="000000" w:themeColor="text1"/>
-              </w:rPr>
-              <w:t>_gaso</w:t>
-            </w:r>
-            <w:proofErr w:type="spellEnd"/>
-            <w:r>
-              <w:rPr>
-                <w:rFonts w:cstheme="minorHAnsi"/>
-                <w:color w:val="000000" w:themeColor="text1"/>
-              </w:rPr>
-              <w:t xml:space="preserve"> }}</w:t>
+              <w:t>{{ tanques_gaso }}</w:t>
             </w:r>
           </w:p>
         </w:tc>
@@ -4185,12 +3628,10 @@
               <w:spacing w:line="360" w:lineRule="auto"/>
               <w:jc w:val="both"/>
               <w:rPr>
-                <w:rFonts w:cstheme="minorHAnsi"/>
-                <w:noProof/>
-                <w:color w:val="000000" w:themeColor="text1"/>
-                <w:sz w:val="20"/>
-                <w:szCs w:val="20"/>
-                <w:lang w:eastAsia="es-MX"/>
+                <w:rFonts w:asciiTheme="minorHAnsi" w:hAnsiTheme="minorHAnsi" w:cstheme="minorHAnsi"/>
+                <w:color w:val="000000" w:themeColor="text1"/>
+                <w:sz w:val="22"/>
+                <w:szCs w:val="22"/>
               </w:rPr>
             </w:pPr>
             <w:r>
@@ -4218,40 +3659,14 @@
               <w:rPr>
                 <w:rFonts w:cstheme="minorHAnsi"/>
                 <w:color w:val="000000" w:themeColor="text1"/>
-                <w:sz w:val="20"/>
-                <w:szCs w:val="20"/>
               </w:rPr>
             </w:pPr>
-            <w:proofErr w:type="gramStart"/>
             <w:r>
               <w:rPr>
                 <w:rFonts w:cstheme="minorHAnsi"/>
                 <w:color w:val="000000" w:themeColor="text1"/>
-                <w:sz w:val="20"/>
-                <w:szCs w:val="20"/>
-              </w:rPr>
-              <w:t xml:space="preserve">{{ </w:t>
-            </w:r>
-            <w:proofErr w:type="spellStart"/>
-            <w:r>
-              <w:rPr>
-                <w:rFonts w:cstheme="minorHAnsi"/>
-                <w:color w:val="000000" w:themeColor="text1"/>
-                <w:sz w:val="20"/>
-                <w:szCs w:val="20"/>
-              </w:rPr>
-              <w:t>valvulas</w:t>
-            </w:r>
-            <w:proofErr w:type="spellEnd"/>
-            <w:proofErr w:type="gramEnd"/>
-            <w:r>
-              <w:rPr>
-                <w:rFonts w:cstheme="minorHAnsi"/>
-                <w:color w:val="000000" w:themeColor="text1"/>
-                <w:sz w:val="20"/>
-                <w:szCs w:val="20"/>
-              </w:rPr>
-              <w:t xml:space="preserve"> }}</w:t>
+              </w:rPr>
+              <w:t>{{ valvulas }}</w:t>
             </w:r>
           </w:p>
         </w:tc>
@@ -4406,15 +3821,15 @@
       <mc:AlternateContent>
         <mc:Choice Requires="wps">
           <w:drawing>
-            <wp:anchor distT="0" distB="0" distL="114300" distR="114300" simplePos="0" relativeHeight="251662339" behindDoc="0" locked="0" layoutInCell="1" allowOverlap="1" wp14:anchorId="40D16034" wp14:editId="0E3CA2EF">
+            <wp:anchor distT="0" distB="0" distL="114300" distR="114300" simplePos="0" relativeHeight="251662339" behindDoc="0" locked="0" layoutInCell="1" allowOverlap="1" wp14:anchorId="40D16034" wp14:editId="60AE39C8">
               <wp:simplePos x="0" y="0"/>
               <wp:positionH relativeFrom="margin">
                 <wp:align>right</wp:align>
               </wp:positionH>
               <wp:positionV relativeFrom="paragraph">
-                <wp:posOffset>50165</wp:posOffset>
+                <wp:posOffset>53340</wp:posOffset>
               </wp:positionV>
-              <wp:extent cx="3581400" cy="548640"/>
+              <wp:extent cx="2743200" cy="548640"/>
               <wp:effectExtent l="0" t="0" r="0" b="3810"/>
               <wp:wrapNone/>
               <wp:docPr id="1448439813" name="Cuadro de texto 4"/>
@@ -4426,7 +3841,7 @@
                     <wps:spPr>
                       <a:xfrm>
                         <a:off x="0" y="0"/>
-                        <a:ext cx="3581400" cy="548640"/>
+                        <a:ext cx="2743200" cy="548640"/>
                       </a:xfrm>
                       <a:prstGeom prst="rect">
                         <a:avLst/>
@@ -4442,35 +3857,9 @@
                           <w:pPr>
                             <w:spacing w:after="0" w:line="240" w:lineRule="auto"/>
                             <w:jc w:val="right"/>
-                            <w:rPr>
-                              <w:sz w:val="24"/>
-                              <w:szCs w:val="24"/>
-                            </w:rPr>
                           </w:pPr>
-                          <w:proofErr w:type="gramStart"/>
                           <w:r>
-                            <w:rPr>
-                              <w:sz w:val="24"/>
-                              <w:szCs w:val="24"/>
-                            </w:rPr>
-                            <w:t xml:space="preserve">{{ </w:t>
-                          </w:r>
-                          <w:proofErr w:type="spellStart"/>
-                          <w:r>
-                            <w:rPr>
-                              <w:sz w:val="24"/>
-                              <w:szCs w:val="24"/>
-                            </w:rPr>
-                            <w:t>Direccion</w:t>
-                          </w:r>
-                          <w:proofErr w:type="spellEnd"/>
-                          <w:proofErr w:type="gramEnd"/>
-                          <w:r>
-                            <w:rPr>
-                              <w:sz w:val="24"/>
-                              <w:szCs w:val="24"/>
-                            </w:rPr>
-                            <w:t xml:space="preserve"> }}</w:t>
+                            <w:t>{{ Direccion }}</w:t>
                           </w:r>
                         </w:p>
                       </w:txbxContent>
@@ -4499,41 +3888,25 @@
               <v:stroke joinstyle="miter"/>
               <v:path gradientshapeok="t" o:connecttype="rect"/>
             </v:shapetype>
-            <v:shape id="Cuadro de texto 4" o:spid="_x0000_s1026" type="#_x0000_t202" style="position:absolute;margin-left:230.8pt;margin-top:3.95pt;width:282pt;height:43.2pt;z-index:251662339;visibility:visible;mso-wrap-style:square;mso-width-percent:0;mso-height-percent:0;mso-wrap-distance-left:9pt;mso-wrap-distance-top:0;mso-wrap-distance-right:9pt;mso-wrap-distance-bottom:0;mso-position-horizontal:right;mso-position-horizontal-relative:margin;mso-position-vertical:absolute;mso-position-vertical-relative:text;mso-width-percent:0;mso-height-percent:0;mso-width-relative:margin;mso-height-relative:margin;v-text-anchor:top" o:gfxdata="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" filled="f" stroked="f" strokeweight=".5pt">
+            <v:shape id="Cuadro de texto 4" o:spid="_x0000_s1026" type="#_x0000_t202" style="position:absolute;margin-left:164.8pt;margin-top:4.2pt;width:3in;height:43.2pt;z-index:251662339;visibility:visible;mso-wrap-style:square;mso-width-percent:0;mso-height-percent:0;mso-wrap-distance-left:9pt;mso-wrap-distance-top:0;mso-wrap-distance-right:9pt;mso-wrap-distance-bottom:0;mso-position-horizontal:right;mso-position-horizontal-relative:margin;mso-position-vertical:absolute;mso-position-vertical-relative:text;mso-width-percent:0;mso-height-percent:0;mso-width-relative:margin;mso-height-relative:margin;v-text-anchor:top" o:gfxdata="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" filled="f" stroked="f" strokeweight=".5pt">
               <v:textbox>
                 <w:txbxContent>
                   <w:p>
                     <w:pPr>
                       <w:spacing w:after="0" w:line="240" w:lineRule="auto"/>
                       <w:jc w:val="right"/>
-                      <w:rPr>
-                        <w:sz w:val="24"/>
-                        <w:szCs w:val="24"/>
-                      </w:rPr>
                     </w:pPr>
                     <w:proofErr w:type="gramStart"/>
                     <w:r>
-                      <w:rPr>
-                        <w:sz w:val="24"/>
-                        <w:szCs w:val="24"/>
-                      </w:rPr>
                       <w:t xml:space="preserve">{{ </w:t>
                     </w:r>
                     <w:proofErr w:type="spellStart"/>
                     <w:r>
-                      <w:rPr>
-                        <w:sz w:val="24"/>
-                        <w:szCs w:val="24"/>
-                      </w:rPr>
                       <w:t>Direccion</w:t>
                     </w:r>
                     <w:proofErr w:type="spellEnd"/>
                     <w:proofErr w:type="gramEnd"/>
                     <w:r>
-                      <w:rPr>
-                        <w:sz w:val="24"/>
-                        <w:szCs w:val="24"/>
-                      </w:rPr>
                       <w:t xml:space="preserve"> }}</w:t>
                     </w:r>
                   </w:p>
@@ -5412,23 +4785,7 @@
         <w:rFonts w:cstheme="minorHAnsi"/>
         <w:b/>
       </w:rPr>
-      <w:t>**</w:t>
-    </w:r>
-    <w:proofErr w:type="spellStart"/>
-    <w:r>
-      <w:rPr>
-        <w:rFonts w:cstheme="minorHAnsi"/>
-        <w:b/>
-      </w:rPr>
-      <w:t>Anio_actual</w:t>
-    </w:r>
-    <w:proofErr w:type="spellEnd"/>
-    <w:r>
-      <w:rPr>
-        <w:rFonts w:cstheme="minorHAnsi"/>
-        <w:b/>
-      </w:rPr>
-      <w:t>**</w:t>
+      <w:t>**Anio_actual**</w:t>
     </w:r>
   </w:p>
   <w:p>
@@ -5450,23 +4807,7 @@
         <w:rFonts w:cstheme="minorHAnsi"/>
         <w:b/>
       </w:rPr>
-      <w:t>**</w:t>
-    </w:r>
-    <w:proofErr w:type="spellStart"/>
-    <w:r>
-      <w:rPr>
-        <w:rFonts w:cstheme="minorHAnsi"/>
-        <w:b/>
-      </w:rPr>
-      <w:t>Razon_social</w:t>
-    </w:r>
-    <w:proofErr w:type="spellEnd"/>
-    <w:r>
-      <w:rPr>
-        <w:rFonts w:cstheme="minorHAnsi"/>
-        <w:b/>
-      </w:rPr>
-      <w:t>**</w:t>
+      <w:t>**Razon_social**</w:t>
     </w:r>
   </w:p>
   <w:p>
@@ -5483,21 +4824,7 @@
       <w:rPr>
         <w:b/>
       </w:rPr>
-      <w:t>**</w:t>
-    </w:r>
-    <w:proofErr w:type="spellStart"/>
-    <w:r>
-      <w:rPr>
-        <w:b/>
-      </w:rPr>
-      <w:t>Nombre_comercial</w:t>
-    </w:r>
-    <w:proofErr w:type="spellEnd"/>
-    <w:r>
-      <w:rPr>
-        <w:b/>
-      </w:rPr>
-      <w:t>**</w:t>
+      <w:t>**Nombre_comercial**</w:t>
     </w:r>
   </w:p>
 </w:hdr>
